--- a/docs/antonia_iaquinta_resume.docx
+++ b/docs/antonia_iaquinta_resume.docx
@@ -99,11 +99,16 @@
       <w:r>
         <w:t xml:space="preserve">andas, </w:t>
       </w:r>
+      <w:proofErr w:type="spellStart"/>
       <w:r>
         <w:t>N</w:t>
       </w:r>
       <w:r>
-        <w:t xml:space="preserve">umpy, </w:t>
+        <w:t>umpy</w:t>
+      </w:r>
+      <w:proofErr w:type="spellEnd"/>
+      <w:r>
+        <w:t xml:space="preserve">, </w:t>
       </w:r>
       <w:r>
         <w:t>M</w:t>
@@ -111,12 +116,14 @@
       <w:r>
         <w:t xml:space="preserve">atplotlib, </w:t>
       </w:r>
+      <w:proofErr w:type="spellStart"/>
       <w:r>
         <w:t>S</w:t>
       </w:r>
       <w:r>
         <w:t>tatsmodels</w:t>
       </w:r>
+      <w:proofErr w:type="spellEnd"/>
       <w:r>
         <w:t>,</w:t>
       </w:r>
@@ -1047,6 +1054,9 @@
         <w:t xml:space="preserve">Data Science Infinity Certification </w:t>
       </w:r>
       <w:r>
+        <w:t xml:space="preserve">/ Bootcamp </w:t>
+      </w:r>
+      <w:r>
         <w:t>|</w:t>
       </w:r>
       <w:r>
@@ -1065,7 +1075,7 @@
         <w:t xml:space="preserve"> – </w:t>
       </w:r>
       <w:r>
-        <w:t>present</w:t>
+        <w:t>October 2026</w:t>
       </w:r>
     </w:p>
     <w:p>

--- a/docs/antonia_iaquinta_resume.docx
+++ b/docs/antonia_iaquinta_resume.docx
@@ -1318,6 +1318,14 @@
           <w:color w:val="000000" w:themeColor="text1"/>
         </w:rPr>
         <w:t xml:space="preserve"> </w:t>
+      </w:r>
+      <w:r>
+        <w:rPr>
+          <w:b/>
+          <w:bCs/>
+          <w:color w:val="000000" w:themeColor="text1"/>
+        </w:rPr>
+        <w:t xml:space="preserve">K-Means clustering </w:t>
       </w:r>
       <w:r>
         <w:rPr>

--- a/docs/antonia_iaquinta_resume.docx
+++ b/docs/antonia_iaquinta_resume.docx
@@ -99,16 +99,11 @@
       <w:r>
         <w:t xml:space="preserve">andas, </w:t>
       </w:r>
-      <w:proofErr w:type="spellStart"/>
       <w:r>
         <w:t>N</w:t>
       </w:r>
       <w:r>
-        <w:t>umpy</w:t>
-      </w:r>
-      <w:proofErr w:type="spellEnd"/>
-      <w:r>
-        <w:t xml:space="preserve">, </w:t>
+        <w:t xml:space="preserve">umpy, </w:t>
       </w:r>
       <w:r>
         <w:t>M</w:t>
@@ -116,14 +111,12 @@
       <w:r>
         <w:t xml:space="preserve">atplotlib, </w:t>
       </w:r>
-      <w:proofErr w:type="spellStart"/>
       <w:r>
         <w:t>S</w:t>
       </w:r>
       <w:r>
         <w:t>tatsmodels</w:t>
       </w:r>
-      <w:proofErr w:type="spellEnd"/>
       <w:r>
         <w:t>,</w:t>
       </w:r>
@@ -596,6 +589,9 @@
       </w:pPr>
       <w:r>
         <w:t>Implemented Agile Scrum practices on a 17-person integration team</w:t>
+      </w:r>
+      <w:r>
+        <w:t>, with Jira</w:t>
       </w:r>
       <w:r>
         <w:t>.</w:t>

--- a/docs/antonia_iaquinta_resume.docx
+++ b/docs/antonia_iaquinta_resume.docx
@@ -1285,21 +1285,7 @@
           <w:bCs/>
           <w:color w:val="000000" w:themeColor="text1"/>
         </w:rPr>
-        <w:t xml:space="preserve"> clustering</w:t>
-      </w:r>
-      <w:r>
-        <w:rPr>
-          <w:color w:val="000000" w:themeColor="text1"/>
-        </w:rPr>
-        <w:t xml:space="preserve">, </w:t>
-      </w:r>
-      <w:r>
-        <w:rPr>
-          <w:b/>
-          <w:bCs/>
-          <w:color w:val="000000" w:themeColor="text1"/>
-        </w:rPr>
-        <w:t>association rule learning</w:t>
+        <w:t xml:space="preserve"> association rule learning</w:t>
       </w:r>
       <w:r>
         <w:rPr>
